--- a/Thư mục mới/BÁO CÁO SAU BUỔI THỰC HÀNH.docx
+++ b/Thư mục mới/BÁO CÁO SAU BUỔI THỰC HÀNH.docx
@@ -133,6 +133,7 @@
       <w:pPr>
         <w:pStyle w:val="3"/>
         <w:bidi w:val="0"/>
+        <w:ind w:firstLine="720" w:firstLineChars="0"/>
         <w:rPr>
           <w:rFonts w:hint="default" w:ascii="Times New Roman" w:hAnsi="Times New Roman" w:cs="Times New Roman"/>
         </w:rPr>
@@ -187,6 +188,8 @@
         </w:rPr>
         <w:t>Huy Hoàn</w:t>
       </w:r>
+      <w:bookmarkStart w:id="3" w:name="_GoBack"/>
+      <w:bookmarkEnd w:id="3"/>
     </w:p>
     <w:p>
       <w:pPr>
@@ -269,7 +272,7 @@
           <w:rtl w:val="0"/>
           <w:lang w:val="en-US"/>
         </w:rPr>
-        <w:t>HN-KS24-CNTT2</w:t>
+        <w:t xml:space="preserve">HN-KS24-CNTT2 </w:t>
       </w:r>
     </w:p>
     <w:bookmarkEnd w:id="2"/>
@@ -412,18 +415,18 @@
         <w:spacing w:before="0" w:beforeAutospacing="0" w:after="0" w:afterAutospacing="0" w:line="360" w:lineRule="auto"/>
         <w:ind w:left="360" w:leftChars="0"/>
         <w:rPr>
-          <w:rFonts w:hint="default" w:ascii="Times New Roman" w:hAnsi="Times New Roman" w:eastAsia="Roboto"/>
-          <w:b w:val="0"/>
-          <w:bCs w:val="0"/>
-          <w:sz w:val="26"/>
-          <w:szCs w:val="26"/>
-          <w:rtl w:val="0"/>
-          <w:lang w:val="en-US"/>
-        </w:rPr>
-      </w:pPr>
-      <w:r>
-        <w:rPr>
-          <w:rFonts w:hint="default" w:ascii="Times New Roman" w:hAnsi="Times New Roman" w:eastAsia="Roboto"/>
+          <w:rFonts w:hint="default" w:ascii="Times New Roman" w:hAnsi="Times New Roman" w:eastAsia="Roboto" w:cs="Times New Roman"/>
+          <w:b w:val="0"/>
+          <w:bCs w:val="0"/>
+          <w:sz w:val="26"/>
+          <w:szCs w:val="26"/>
+          <w:rtl w:val="0"/>
+          <w:lang w:val="en-US"/>
+        </w:rPr>
+      </w:pPr>
+      <w:r>
+        <w:rPr>
+          <w:rFonts w:hint="default" w:ascii="Times New Roman" w:hAnsi="Times New Roman" w:eastAsia="Roboto" w:cs="Times New Roman"/>
           <w:b w:val="0"/>
           <w:bCs w:val="0"/>
           <w:sz w:val="26"/>
@@ -451,18 +454,18 @@
         <w:spacing w:before="0" w:beforeAutospacing="0" w:after="0" w:afterAutospacing="0" w:line="360" w:lineRule="auto"/>
         <w:ind w:left="360" w:leftChars="0"/>
         <w:rPr>
-          <w:rFonts w:hint="default" w:ascii="Times New Roman" w:hAnsi="Times New Roman" w:eastAsia="Roboto"/>
-          <w:b w:val="0"/>
-          <w:bCs w:val="0"/>
-          <w:sz w:val="26"/>
-          <w:szCs w:val="26"/>
-          <w:rtl w:val="0"/>
-          <w:lang w:val="en-US"/>
-        </w:rPr>
-      </w:pPr>
-      <w:r>
-        <w:rPr>
-          <w:rFonts w:hint="default" w:ascii="Times New Roman" w:hAnsi="Times New Roman" w:eastAsia="Roboto"/>
+          <w:rFonts w:hint="default" w:ascii="Times New Roman" w:hAnsi="Times New Roman" w:eastAsia="Roboto" w:cs="Times New Roman"/>
+          <w:b w:val="0"/>
+          <w:bCs w:val="0"/>
+          <w:sz w:val="26"/>
+          <w:szCs w:val="26"/>
+          <w:rtl w:val="0"/>
+          <w:lang w:val="en-US"/>
+        </w:rPr>
+      </w:pPr>
+      <w:r>
+        <w:rPr>
+          <w:rFonts w:hint="default" w:ascii="Times New Roman" w:hAnsi="Times New Roman" w:eastAsia="Roboto" w:cs="Times New Roman"/>
           <w:b w:val="0"/>
           <w:bCs w:val="0"/>
           <w:sz w:val="26"/>
@@ -490,18 +493,18 @@
         <w:spacing w:before="0" w:beforeAutospacing="0" w:after="0" w:afterAutospacing="0" w:line="360" w:lineRule="auto"/>
         <w:ind w:left="360" w:leftChars="0"/>
         <w:rPr>
-          <w:rFonts w:hint="default" w:ascii="Times New Roman" w:hAnsi="Times New Roman" w:eastAsia="Roboto"/>
-          <w:b w:val="0"/>
-          <w:bCs w:val="0"/>
-          <w:sz w:val="26"/>
-          <w:szCs w:val="26"/>
-          <w:rtl w:val="0"/>
-          <w:lang w:val="en-US"/>
-        </w:rPr>
-      </w:pPr>
-      <w:r>
-        <w:rPr>
-          <w:rFonts w:hint="default" w:ascii="Times New Roman" w:hAnsi="Times New Roman" w:eastAsia="Roboto"/>
+          <w:rFonts w:hint="default" w:ascii="Times New Roman" w:hAnsi="Times New Roman" w:eastAsia="Roboto" w:cs="Times New Roman"/>
+          <w:b w:val="0"/>
+          <w:bCs w:val="0"/>
+          <w:sz w:val="26"/>
+          <w:szCs w:val="26"/>
+          <w:rtl w:val="0"/>
+          <w:lang w:val="en-US"/>
+        </w:rPr>
+      </w:pPr>
+      <w:r>
+        <w:rPr>
+          <w:rFonts w:hint="default" w:ascii="Times New Roman" w:hAnsi="Times New Roman" w:eastAsia="Roboto" w:cs="Times New Roman"/>
           <w:b w:val="0"/>
           <w:bCs w:val="0"/>
           <w:sz w:val="26"/>
@@ -529,18 +532,18 @@
         <w:spacing w:before="0" w:beforeAutospacing="0" w:after="0" w:afterAutospacing="0" w:line="360" w:lineRule="auto"/>
         <w:ind w:left="360" w:leftChars="0"/>
         <w:rPr>
-          <w:rFonts w:hint="default" w:ascii="Times New Roman" w:hAnsi="Times New Roman" w:eastAsia="Roboto"/>
-          <w:b w:val="0"/>
-          <w:bCs w:val="0"/>
-          <w:sz w:val="26"/>
-          <w:szCs w:val="26"/>
-          <w:rtl w:val="0"/>
-          <w:lang w:val="en-US"/>
-        </w:rPr>
-      </w:pPr>
-      <w:r>
-        <w:rPr>
-          <w:rFonts w:hint="default" w:ascii="Times New Roman" w:hAnsi="Times New Roman" w:eastAsia="Roboto"/>
+          <w:rFonts w:hint="default" w:ascii="Times New Roman" w:hAnsi="Times New Roman" w:eastAsia="Roboto" w:cs="Times New Roman"/>
+          <w:b w:val="0"/>
+          <w:bCs w:val="0"/>
+          <w:sz w:val="26"/>
+          <w:szCs w:val="26"/>
+          <w:rtl w:val="0"/>
+          <w:lang w:val="en-US"/>
+        </w:rPr>
+      </w:pPr>
+      <w:r>
+        <w:rPr>
+          <w:rFonts w:hint="default" w:ascii="Times New Roman" w:hAnsi="Times New Roman" w:eastAsia="Roboto" w:cs="Times New Roman"/>
           <w:b w:val="0"/>
           <w:bCs w:val="0"/>
           <w:sz w:val="26"/>
@@ -568,18 +571,18 @@
         <w:spacing w:before="0" w:beforeAutospacing="0" w:after="0" w:afterAutospacing="0" w:line="360" w:lineRule="auto"/>
         <w:ind w:left="360" w:leftChars="0"/>
         <w:rPr>
-          <w:rFonts w:hint="default" w:ascii="Times New Roman" w:hAnsi="Times New Roman" w:eastAsia="Roboto"/>
-          <w:b w:val="0"/>
-          <w:bCs w:val="0"/>
-          <w:sz w:val="26"/>
-          <w:szCs w:val="26"/>
-          <w:rtl w:val="0"/>
-          <w:lang w:val="en-US"/>
-        </w:rPr>
-      </w:pPr>
-      <w:r>
-        <w:rPr>
-          <w:rFonts w:hint="default" w:ascii="Times New Roman" w:hAnsi="Times New Roman" w:eastAsia="Roboto"/>
+          <w:rFonts w:hint="default" w:ascii="Times New Roman" w:hAnsi="Times New Roman" w:eastAsia="Roboto" w:cs="Times New Roman"/>
+          <w:b w:val="0"/>
+          <w:bCs w:val="0"/>
+          <w:sz w:val="26"/>
+          <w:szCs w:val="26"/>
+          <w:rtl w:val="0"/>
+          <w:lang w:val="en-US"/>
+        </w:rPr>
+      </w:pPr>
+      <w:r>
+        <w:rPr>
+          <w:rFonts w:hint="default" w:ascii="Times New Roman" w:hAnsi="Times New Roman" w:eastAsia="Roboto" w:cs="Times New Roman"/>
           <w:b w:val="0"/>
           <w:bCs w:val="0"/>
           <w:sz w:val="26"/>
@@ -607,18 +610,18 @@
         <w:spacing w:before="0" w:beforeAutospacing="0" w:after="0" w:afterAutospacing="0" w:line="360" w:lineRule="auto"/>
         <w:ind w:left="360" w:leftChars="0"/>
         <w:rPr>
-          <w:rFonts w:hint="default" w:ascii="Times New Roman" w:hAnsi="Times New Roman" w:eastAsia="Roboto"/>
-          <w:b w:val="0"/>
-          <w:bCs w:val="0"/>
-          <w:sz w:val="26"/>
-          <w:szCs w:val="26"/>
-          <w:rtl w:val="0"/>
-          <w:lang w:val="en-US"/>
-        </w:rPr>
-      </w:pPr>
-      <w:r>
-        <w:rPr>
-          <w:rFonts w:hint="default" w:ascii="Times New Roman" w:hAnsi="Times New Roman" w:eastAsia="Roboto"/>
+          <w:rFonts w:hint="default" w:ascii="Times New Roman" w:hAnsi="Times New Roman" w:eastAsia="Roboto" w:cs="Times New Roman"/>
+          <w:b w:val="0"/>
+          <w:bCs w:val="0"/>
+          <w:sz w:val="26"/>
+          <w:szCs w:val="26"/>
+          <w:rtl w:val="0"/>
+          <w:lang w:val="en-US"/>
+        </w:rPr>
+      </w:pPr>
+      <w:r>
+        <w:rPr>
+          <w:rFonts w:hint="default" w:ascii="Times New Roman" w:hAnsi="Times New Roman" w:eastAsia="Roboto" w:cs="Times New Roman"/>
           <w:b w:val="0"/>
           <w:bCs w:val="0"/>
           <w:sz w:val="26"/>
@@ -646,18 +649,18 @@
         <w:spacing w:before="0" w:beforeAutospacing="0" w:after="0" w:afterAutospacing="0" w:line="360" w:lineRule="auto"/>
         <w:ind w:left="360" w:leftChars="0"/>
         <w:rPr>
-          <w:rFonts w:hint="default" w:ascii="Times New Roman" w:hAnsi="Times New Roman" w:eastAsia="Roboto"/>
-          <w:b w:val="0"/>
-          <w:bCs w:val="0"/>
-          <w:sz w:val="26"/>
-          <w:szCs w:val="26"/>
-          <w:rtl w:val="0"/>
-          <w:lang w:val="en-US"/>
-        </w:rPr>
-      </w:pPr>
-      <w:r>
-        <w:rPr>
-          <w:rFonts w:hint="default" w:ascii="Times New Roman" w:hAnsi="Times New Roman" w:eastAsia="Roboto"/>
+          <w:rFonts w:hint="default" w:ascii="Times New Roman" w:hAnsi="Times New Roman" w:eastAsia="Roboto" w:cs="Times New Roman"/>
+          <w:b w:val="0"/>
+          <w:bCs w:val="0"/>
+          <w:sz w:val="26"/>
+          <w:szCs w:val="26"/>
+          <w:rtl w:val="0"/>
+          <w:lang w:val="en-US"/>
+        </w:rPr>
+      </w:pPr>
+      <w:r>
+        <w:rPr>
+          <w:rFonts w:hint="default" w:ascii="Times New Roman" w:hAnsi="Times New Roman" w:eastAsia="Roboto" w:cs="Times New Roman"/>
           <w:b w:val="0"/>
           <w:bCs w:val="0"/>
           <w:sz w:val="26"/>
@@ -685,18 +688,18 @@
         <w:spacing w:before="0" w:beforeAutospacing="0" w:after="0" w:afterAutospacing="0" w:line="360" w:lineRule="auto"/>
         <w:ind w:left="360" w:leftChars="0"/>
         <w:rPr>
-          <w:rFonts w:hint="default" w:ascii="Times New Roman" w:hAnsi="Times New Roman" w:eastAsia="Roboto"/>
-          <w:b w:val="0"/>
-          <w:bCs w:val="0"/>
-          <w:sz w:val="26"/>
-          <w:szCs w:val="26"/>
-          <w:rtl w:val="0"/>
-          <w:lang w:val="en-US"/>
-        </w:rPr>
-      </w:pPr>
-      <w:r>
-        <w:rPr>
-          <w:rFonts w:hint="default" w:ascii="Times New Roman" w:hAnsi="Times New Roman" w:eastAsia="Roboto"/>
+          <w:rFonts w:hint="default" w:ascii="Times New Roman" w:hAnsi="Times New Roman" w:eastAsia="Roboto" w:cs="Times New Roman"/>
+          <w:b w:val="0"/>
+          <w:bCs w:val="0"/>
+          <w:sz w:val="26"/>
+          <w:szCs w:val="26"/>
+          <w:rtl w:val="0"/>
+          <w:lang w:val="en-US"/>
+        </w:rPr>
+      </w:pPr>
+      <w:r>
+        <w:rPr>
+          <w:rFonts w:hint="default" w:ascii="Times New Roman" w:hAnsi="Times New Roman" w:eastAsia="Roboto" w:cs="Times New Roman"/>
           <w:b w:val="0"/>
           <w:bCs w:val="0"/>
           <w:sz w:val="26"/>
@@ -724,18 +727,18 @@
         <w:spacing w:before="0" w:beforeAutospacing="0" w:after="0" w:afterAutospacing="0" w:line="360" w:lineRule="auto"/>
         <w:ind w:left="360" w:leftChars="0"/>
         <w:rPr>
-          <w:rFonts w:hint="default" w:ascii="Times New Roman" w:hAnsi="Times New Roman" w:eastAsia="Roboto"/>
-          <w:b w:val="0"/>
-          <w:bCs w:val="0"/>
-          <w:sz w:val="26"/>
-          <w:szCs w:val="26"/>
-          <w:rtl w:val="0"/>
-          <w:lang w:val="en-US"/>
-        </w:rPr>
-      </w:pPr>
-      <w:r>
-        <w:rPr>
-          <w:rFonts w:hint="default" w:ascii="Times New Roman" w:hAnsi="Times New Roman" w:eastAsia="Roboto"/>
+          <w:rFonts w:hint="default" w:ascii="Times New Roman" w:hAnsi="Times New Roman" w:eastAsia="Roboto" w:cs="Times New Roman"/>
+          <w:b w:val="0"/>
+          <w:bCs w:val="0"/>
+          <w:sz w:val="26"/>
+          <w:szCs w:val="26"/>
+          <w:rtl w:val="0"/>
+          <w:lang w:val="en-US"/>
+        </w:rPr>
+      </w:pPr>
+      <w:r>
+        <w:rPr>
+          <w:rFonts w:hint="default" w:ascii="Times New Roman" w:hAnsi="Times New Roman" w:eastAsia="Roboto" w:cs="Times New Roman"/>
           <w:b w:val="0"/>
           <w:bCs w:val="0"/>
           <w:sz w:val="26"/>
@@ -763,18 +766,18 @@
         <w:spacing w:before="0" w:beforeAutospacing="0" w:after="0" w:afterAutospacing="0" w:line="360" w:lineRule="auto"/>
         <w:ind w:left="360" w:leftChars="0"/>
         <w:rPr>
-          <w:rFonts w:hint="default" w:ascii="Times New Roman" w:hAnsi="Times New Roman" w:eastAsia="Roboto"/>
-          <w:b w:val="0"/>
-          <w:bCs w:val="0"/>
-          <w:sz w:val="26"/>
-          <w:szCs w:val="26"/>
-          <w:rtl w:val="0"/>
-          <w:lang w:val="en-US"/>
-        </w:rPr>
-      </w:pPr>
-      <w:r>
-        <w:rPr>
-          <w:rFonts w:hint="default" w:ascii="Times New Roman" w:hAnsi="Times New Roman" w:eastAsia="Roboto"/>
+          <w:rFonts w:hint="default" w:ascii="Times New Roman" w:hAnsi="Times New Roman" w:eastAsia="Roboto" w:cs="Times New Roman"/>
+          <w:b w:val="0"/>
+          <w:bCs w:val="0"/>
+          <w:sz w:val="26"/>
+          <w:szCs w:val="26"/>
+          <w:rtl w:val="0"/>
+          <w:lang w:val="en-US"/>
+        </w:rPr>
+      </w:pPr>
+      <w:r>
+        <w:rPr>
+          <w:rFonts w:hint="default" w:ascii="Times New Roman" w:hAnsi="Times New Roman" w:eastAsia="Roboto" w:cs="Times New Roman"/>
           <w:b w:val="0"/>
           <w:bCs w:val="0"/>
           <w:sz w:val="26"/>
@@ -802,18 +805,18 @@
         <w:spacing w:before="0" w:beforeAutospacing="0" w:after="0" w:afterAutospacing="0" w:line="360" w:lineRule="auto"/>
         <w:ind w:left="360" w:leftChars="0"/>
         <w:rPr>
-          <w:rFonts w:hint="default" w:ascii="Times New Roman" w:hAnsi="Times New Roman" w:eastAsia="Roboto"/>
-          <w:b w:val="0"/>
-          <w:bCs w:val="0"/>
-          <w:sz w:val="26"/>
-          <w:szCs w:val="26"/>
-          <w:rtl w:val="0"/>
-          <w:lang w:val="en-US"/>
-        </w:rPr>
-      </w:pPr>
-      <w:r>
-        <w:rPr>
-          <w:rFonts w:hint="default" w:ascii="Times New Roman" w:hAnsi="Times New Roman" w:eastAsia="Roboto"/>
+          <w:rFonts w:hint="default" w:ascii="Times New Roman" w:hAnsi="Times New Roman" w:eastAsia="Roboto" w:cs="Times New Roman"/>
+          <w:b w:val="0"/>
+          <w:bCs w:val="0"/>
+          <w:sz w:val="26"/>
+          <w:szCs w:val="26"/>
+          <w:rtl w:val="0"/>
+          <w:lang w:val="en-US"/>
+        </w:rPr>
+      </w:pPr>
+      <w:r>
+        <w:rPr>
+          <w:rFonts w:hint="default" w:ascii="Times New Roman" w:hAnsi="Times New Roman" w:eastAsia="Roboto" w:cs="Times New Roman"/>
           <w:b w:val="0"/>
           <w:bCs w:val="0"/>
           <w:sz w:val="26"/>
@@ -841,18 +844,18 @@
         <w:spacing w:before="0" w:beforeAutospacing="0" w:after="0" w:afterAutospacing="0" w:line="360" w:lineRule="auto"/>
         <w:ind w:left="360" w:leftChars="0"/>
         <w:rPr>
-          <w:rFonts w:hint="default" w:ascii="Times New Roman" w:hAnsi="Times New Roman" w:eastAsia="Roboto"/>
-          <w:b w:val="0"/>
-          <w:bCs w:val="0"/>
-          <w:sz w:val="26"/>
-          <w:szCs w:val="26"/>
-          <w:rtl w:val="0"/>
-          <w:lang w:val="en-US"/>
-        </w:rPr>
-      </w:pPr>
-      <w:r>
-        <w:rPr>
-          <w:rFonts w:hint="default" w:ascii="Times New Roman" w:hAnsi="Times New Roman" w:eastAsia="Roboto"/>
+          <w:rFonts w:hint="default" w:ascii="Times New Roman" w:hAnsi="Times New Roman" w:eastAsia="Roboto" w:cs="Times New Roman"/>
+          <w:b w:val="0"/>
+          <w:bCs w:val="0"/>
+          <w:sz w:val="26"/>
+          <w:szCs w:val="26"/>
+          <w:rtl w:val="0"/>
+          <w:lang w:val="en-US"/>
+        </w:rPr>
+      </w:pPr>
+      <w:r>
+        <w:rPr>
+          <w:rFonts w:hint="default" w:ascii="Times New Roman" w:hAnsi="Times New Roman" w:eastAsia="Roboto" w:cs="Times New Roman"/>
           <w:b w:val="0"/>
           <w:bCs w:val="0"/>
           <w:sz w:val="26"/>
@@ -880,18 +883,18 @@
         <w:spacing w:before="0" w:beforeAutospacing="0" w:after="0" w:afterAutospacing="0" w:line="360" w:lineRule="auto"/>
         <w:ind w:left="360" w:leftChars="0"/>
         <w:rPr>
-          <w:rFonts w:hint="default" w:ascii="Times New Roman" w:hAnsi="Times New Roman" w:eastAsia="Roboto"/>
-          <w:b w:val="0"/>
-          <w:bCs w:val="0"/>
-          <w:sz w:val="26"/>
-          <w:szCs w:val="26"/>
-          <w:rtl w:val="0"/>
-          <w:lang w:val="en-US"/>
-        </w:rPr>
-      </w:pPr>
-      <w:r>
-        <w:rPr>
-          <w:rFonts w:hint="default" w:ascii="Times New Roman" w:hAnsi="Times New Roman" w:eastAsia="Roboto"/>
+          <w:rFonts w:hint="default" w:ascii="Times New Roman" w:hAnsi="Times New Roman" w:eastAsia="Roboto" w:cs="Times New Roman"/>
+          <w:b w:val="0"/>
+          <w:bCs w:val="0"/>
+          <w:sz w:val="26"/>
+          <w:szCs w:val="26"/>
+          <w:rtl w:val="0"/>
+          <w:lang w:val="en-US"/>
+        </w:rPr>
+      </w:pPr>
+      <w:r>
+        <w:rPr>
+          <w:rFonts w:hint="default" w:ascii="Times New Roman" w:hAnsi="Times New Roman" w:eastAsia="Roboto" w:cs="Times New Roman"/>
           <w:b w:val="0"/>
           <w:bCs w:val="0"/>
           <w:sz w:val="26"/>
@@ -919,18 +922,18 @@
         <w:spacing w:before="0" w:beforeAutospacing="0" w:after="0" w:afterAutospacing="0" w:line="360" w:lineRule="auto"/>
         <w:ind w:left="360" w:leftChars="0"/>
         <w:rPr>
-          <w:rFonts w:hint="default" w:ascii="Times New Roman" w:hAnsi="Times New Roman" w:eastAsia="Roboto"/>
-          <w:b w:val="0"/>
-          <w:bCs w:val="0"/>
-          <w:sz w:val="26"/>
-          <w:szCs w:val="26"/>
-          <w:rtl w:val="0"/>
-          <w:lang w:val="en-US"/>
-        </w:rPr>
-      </w:pPr>
-      <w:r>
-        <w:rPr>
-          <w:rFonts w:hint="default" w:ascii="Times New Roman" w:hAnsi="Times New Roman" w:eastAsia="Roboto"/>
+          <w:rFonts w:hint="default" w:ascii="Times New Roman" w:hAnsi="Times New Roman" w:eastAsia="Roboto" w:cs="Times New Roman"/>
+          <w:b w:val="0"/>
+          <w:bCs w:val="0"/>
+          <w:sz w:val="26"/>
+          <w:szCs w:val="26"/>
+          <w:rtl w:val="0"/>
+          <w:lang w:val="en-US"/>
+        </w:rPr>
+      </w:pPr>
+      <w:r>
+        <w:rPr>
+          <w:rFonts w:hint="default" w:ascii="Times New Roman" w:hAnsi="Times New Roman" w:eastAsia="Roboto" w:cs="Times New Roman"/>
           <w:b w:val="0"/>
           <w:bCs w:val="0"/>
           <w:sz w:val="26"/>
@@ -1007,17 +1010,17 @@
         <w:spacing w:before="0" w:beforeAutospacing="0" w:after="0" w:afterAutospacing="0" w:line="360" w:lineRule="auto"/>
         <w:ind w:left="360" w:leftChars="0"/>
         <w:rPr>
-          <w:rFonts w:hint="default" w:ascii="Times New Roman" w:hAnsi="Times New Roman" w:eastAsia="Roboto"/>
-          <w:b w:val="0"/>
-          <w:bCs w:val="0"/>
-          <w:sz w:val="26"/>
-          <w:szCs w:val="26"/>
-          <w:rtl w:val="0"/>
-        </w:rPr>
-      </w:pPr>
-      <w:r>
-        <w:rPr>
-          <w:rFonts w:hint="default" w:ascii="Times New Roman" w:hAnsi="Times New Roman" w:eastAsia="Roboto"/>
+          <w:rFonts w:hint="default" w:ascii="Times New Roman" w:hAnsi="Times New Roman" w:eastAsia="Roboto" w:cs="Times New Roman"/>
+          <w:b w:val="0"/>
+          <w:bCs w:val="0"/>
+          <w:sz w:val="26"/>
+          <w:szCs w:val="26"/>
+          <w:rtl w:val="0"/>
+        </w:rPr>
+      </w:pPr>
+      <w:r>
+        <w:rPr>
+          <w:rFonts w:hint="default" w:ascii="Times New Roman" w:hAnsi="Times New Roman" w:eastAsia="Roboto" w:cs="Times New Roman"/>
           <w:b w:val="0"/>
           <w:bCs w:val="0"/>
           <w:sz w:val="26"/>
@@ -1044,17 +1047,17 @@
         <w:spacing w:before="0" w:beforeAutospacing="0" w:after="0" w:afterAutospacing="0" w:line="360" w:lineRule="auto"/>
         <w:ind w:left="360" w:leftChars="0"/>
         <w:rPr>
-          <w:rFonts w:hint="default" w:ascii="Times New Roman" w:hAnsi="Times New Roman" w:eastAsia="Roboto"/>
-          <w:b w:val="0"/>
-          <w:bCs w:val="0"/>
-          <w:sz w:val="26"/>
-          <w:szCs w:val="26"/>
-          <w:rtl w:val="0"/>
-        </w:rPr>
-      </w:pPr>
-      <w:r>
-        <w:rPr>
-          <w:rFonts w:hint="default" w:ascii="Times New Roman" w:hAnsi="Times New Roman" w:eastAsia="Roboto"/>
+          <w:rFonts w:hint="default" w:ascii="Times New Roman" w:hAnsi="Times New Roman" w:eastAsia="Roboto" w:cs="Times New Roman"/>
+          <w:b w:val="0"/>
+          <w:bCs w:val="0"/>
+          <w:sz w:val="26"/>
+          <w:szCs w:val="26"/>
+          <w:rtl w:val="0"/>
+        </w:rPr>
+      </w:pPr>
+      <w:r>
+        <w:rPr>
+          <w:rFonts w:hint="default" w:ascii="Times New Roman" w:hAnsi="Times New Roman" w:eastAsia="Roboto" w:cs="Times New Roman"/>
           <w:b w:val="0"/>
           <w:bCs w:val="0"/>
           <w:sz w:val="26"/>
@@ -1081,17 +1084,17 @@
         <w:spacing w:before="0" w:beforeAutospacing="0" w:after="0" w:afterAutospacing="0" w:line="360" w:lineRule="auto"/>
         <w:ind w:left="360" w:leftChars="0"/>
         <w:rPr>
-          <w:rFonts w:hint="default" w:ascii="Times New Roman" w:hAnsi="Times New Roman" w:eastAsia="Roboto"/>
-          <w:b w:val="0"/>
-          <w:bCs w:val="0"/>
-          <w:sz w:val="26"/>
-          <w:szCs w:val="26"/>
-          <w:rtl w:val="0"/>
-        </w:rPr>
-      </w:pPr>
-      <w:r>
-        <w:rPr>
-          <w:rFonts w:hint="default" w:ascii="Times New Roman" w:hAnsi="Times New Roman" w:eastAsia="Roboto"/>
+          <w:rFonts w:hint="default" w:ascii="Times New Roman" w:hAnsi="Times New Roman" w:eastAsia="Roboto" w:cs="Times New Roman"/>
+          <w:b w:val="0"/>
+          <w:bCs w:val="0"/>
+          <w:sz w:val="26"/>
+          <w:szCs w:val="26"/>
+          <w:rtl w:val="0"/>
+        </w:rPr>
+      </w:pPr>
+      <w:r>
+        <w:rPr>
+          <w:rFonts w:hint="default" w:ascii="Times New Roman" w:hAnsi="Times New Roman" w:eastAsia="Roboto" w:cs="Times New Roman"/>
           <w:b w:val="0"/>
           <w:bCs w:val="0"/>
           <w:sz w:val="26"/>
@@ -1118,17 +1121,17 @@
         <w:spacing w:before="0" w:beforeAutospacing="0" w:after="0" w:afterAutospacing="0" w:line="360" w:lineRule="auto"/>
         <w:ind w:left="360" w:leftChars="0"/>
         <w:rPr>
-          <w:rFonts w:hint="default" w:ascii="Times New Roman" w:hAnsi="Times New Roman" w:eastAsia="Roboto"/>
-          <w:b w:val="0"/>
-          <w:bCs w:val="0"/>
-          <w:sz w:val="26"/>
-          <w:szCs w:val="26"/>
-          <w:rtl w:val="0"/>
-        </w:rPr>
-      </w:pPr>
-      <w:r>
-        <w:rPr>
-          <w:rFonts w:hint="default" w:ascii="Times New Roman" w:hAnsi="Times New Roman" w:eastAsia="Roboto"/>
+          <w:rFonts w:hint="default" w:ascii="Times New Roman" w:hAnsi="Times New Roman" w:eastAsia="Roboto" w:cs="Times New Roman"/>
+          <w:b w:val="0"/>
+          <w:bCs w:val="0"/>
+          <w:sz w:val="26"/>
+          <w:szCs w:val="26"/>
+          <w:rtl w:val="0"/>
+        </w:rPr>
+      </w:pPr>
+      <w:r>
+        <w:rPr>
+          <w:rFonts w:hint="default" w:ascii="Times New Roman" w:hAnsi="Times New Roman" w:eastAsia="Roboto" w:cs="Times New Roman"/>
           <w:b w:val="0"/>
           <w:bCs w:val="0"/>
           <w:sz w:val="26"/>
@@ -1155,17 +1158,17 @@
         <w:spacing w:before="0" w:beforeAutospacing="0" w:after="0" w:afterAutospacing="0" w:line="360" w:lineRule="auto"/>
         <w:ind w:left="360" w:leftChars="0"/>
         <w:rPr>
-          <w:rFonts w:hint="default" w:ascii="Times New Roman" w:hAnsi="Times New Roman" w:eastAsia="Roboto"/>
-          <w:b w:val="0"/>
-          <w:bCs w:val="0"/>
-          <w:sz w:val="26"/>
-          <w:szCs w:val="26"/>
-          <w:rtl w:val="0"/>
-        </w:rPr>
-      </w:pPr>
-      <w:r>
-        <w:rPr>
-          <w:rFonts w:hint="default" w:ascii="Times New Roman" w:hAnsi="Times New Roman" w:eastAsia="Roboto"/>
+          <w:rFonts w:hint="default" w:ascii="Times New Roman" w:hAnsi="Times New Roman" w:eastAsia="Roboto" w:cs="Times New Roman"/>
+          <w:b w:val="0"/>
+          <w:bCs w:val="0"/>
+          <w:sz w:val="26"/>
+          <w:szCs w:val="26"/>
+          <w:rtl w:val="0"/>
+        </w:rPr>
+      </w:pPr>
+      <w:r>
+        <w:rPr>
+          <w:rFonts w:hint="default" w:ascii="Times New Roman" w:hAnsi="Times New Roman" w:eastAsia="Roboto" w:cs="Times New Roman"/>
           <w:b w:val="0"/>
           <w:bCs w:val="0"/>
           <w:sz w:val="26"/>
@@ -1202,7 +1205,7 @@
       </w:pPr>
       <w:r>
         <w:rPr>
-          <w:rFonts w:hint="default" w:ascii="Times New Roman" w:hAnsi="Times New Roman" w:eastAsia="Roboto"/>
+          <w:rFonts w:hint="default" w:ascii="Times New Roman" w:hAnsi="Times New Roman" w:eastAsia="Roboto" w:cs="Times New Roman"/>
           <w:b w:val="0"/>
           <w:bCs w:val="0"/>
           <w:sz w:val="26"/>
@@ -1240,7 +1243,7 @@
         <w:spacing w:before="240" w:after="0" w:afterAutospacing="0" w:line="360" w:lineRule="auto"/>
         <w:ind w:left="360" w:leftChars="0"/>
         <w:rPr>
-          <w:rFonts w:hint="default" w:ascii="Times New Roman" w:hAnsi="Times New Roman" w:eastAsia="Roboto"/>
+          <w:rFonts w:hint="default" w:ascii="Times New Roman" w:hAnsi="Times New Roman" w:eastAsia="Roboto" w:cs="Times New Roman"/>
           <w:b w:val="0"/>
           <w:bCs w:val="0"/>
           <w:sz w:val="26"/>
@@ -1263,7 +1266,7 @@
       </w:r>
       <w:r>
         <w:rPr>
-          <w:rFonts w:hint="default" w:ascii="Times New Roman" w:hAnsi="Times New Roman" w:eastAsia="Roboto"/>
+          <w:rFonts w:hint="default" w:ascii="Times New Roman" w:hAnsi="Times New Roman" w:eastAsia="Roboto" w:cs="Times New Roman"/>
           <w:b w:val="0"/>
           <w:bCs w:val="0"/>
           <w:sz w:val="26"/>
@@ -1291,18 +1294,18 @@
         <w:spacing w:before="240" w:after="0" w:afterAutospacing="0" w:line="360" w:lineRule="auto"/>
         <w:ind w:left="360" w:leftChars="0"/>
         <w:rPr>
-          <w:rFonts w:hint="default" w:ascii="Times New Roman" w:hAnsi="Times New Roman" w:eastAsia="Roboto"/>
-          <w:b w:val="0"/>
-          <w:bCs w:val="0"/>
-          <w:sz w:val="26"/>
-          <w:szCs w:val="26"/>
-          <w:rtl w:val="0"/>
-          <w:lang w:val="en-US"/>
-        </w:rPr>
-      </w:pPr>
-      <w:r>
-        <w:rPr>
-          <w:rFonts w:hint="default" w:ascii="Times New Roman" w:hAnsi="Times New Roman" w:eastAsia="Roboto"/>
+          <w:rFonts w:hint="default" w:ascii="Times New Roman" w:hAnsi="Times New Roman" w:eastAsia="Roboto" w:cs="Times New Roman"/>
+          <w:b w:val="0"/>
+          <w:bCs w:val="0"/>
+          <w:sz w:val="26"/>
+          <w:szCs w:val="26"/>
+          <w:rtl w:val="0"/>
+          <w:lang w:val="en-US"/>
+        </w:rPr>
+      </w:pPr>
+      <w:r>
+        <w:rPr>
+          <w:rFonts w:hint="default" w:ascii="Times New Roman" w:hAnsi="Times New Roman" w:eastAsia="Roboto" w:cs="Times New Roman"/>
           <w:b w:val="0"/>
           <w:bCs w:val="0"/>
           <w:sz w:val="26"/>
@@ -1339,7 +1342,7 @@
       </w:pPr>
       <w:r>
         <w:rPr>
-          <w:rFonts w:hint="default" w:ascii="Times New Roman" w:hAnsi="Times New Roman" w:eastAsia="Roboto"/>
+          <w:rFonts w:hint="default" w:ascii="Times New Roman" w:hAnsi="Times New Roman" w:eastAsia="Roboto" w:cs="Times New Roman"/>
           <w:b w:val="0"/>
           <w:bCs w:val="0"/>
           <w:sz w:val="26"/>
@@ -1682,7 +1685,7 @@
         <w:shd w:val="clear" w:fill="FFFFFF"/>
         <w:spacing w:before="120" w:after="120" w:line="360" w:lineRule="auto"/>
         <w:rPr>
-          <w:rFonts w:hint="default" w:ascii="Times New Roman" w:hAnsi="Times New Roman" w:eastAsia="Roboto"/>
+          <w:rFonts w:hint="default" w:ascii="Times New Roman" w:hAnsi="Times New Roman" w:eastAsia="Roboto" w:cs="Times New Roman"/>
           <w:sz w:val="26"/>
           <w:szCs w:val="26"/>
           <w:rtl w:val="0"/>
@@ -1701,7 +1704,7 @@
       </w:r>
       <w:r>
         <w:rPr>
-          <w:rFonts w:hint="default" w:ascii="Times New Roman" w:hAnsi="Times New Roman" w:eastAsia="Roboto"/>
+          <w:rFonts w:hint="default" w:ascii="Times New Roman" w:hAnsi="Times New Roman" w:eastAsia="Roboto" w:cs="Times New Roman"/>
           <w:sz w:val="26"/>
           <w:szCs w:val="26"/>
           <w:rtl w:val="0"/>
@@ -1722,16 +1725,16 @@
         <w:shd w:val="clear" w:fill="FFFFFF"/>
         <w:spacing w:before="120" w:after="120" w:line="360" w:lineRule="auto"/>
         <w:rPr>
-          <w:rFonts w:hint="default" w:ascii="Times New Roman" w:hAnsi="Times New Roman" w:eastAsia="Roboto"/>
-          <w:sz w:val="26"/>
-          <w:szCs w:val="26"/>
-          <w:rtl w:val="0"/>
-          <w:lang w:val="en-US"/>
-        </w:rPr>
-      </w:pPr>
-      <w:r>
-        <w:rPr>
-          <w:rFonts w:hint="default" w:ascii="Times New Roman" w:hAnsi="Times New Roman" w:eastAsia="Roboto"/>
+          <w:rFonts w:hint="default" w:ascii="Times New Roman" w:hAnsi="Times New Roman" w:eastAsia="Roboto" w:cs="Times New Roman"/>
+          <w:sz w:val="26"/>
+          <w:szCs w:val="26"/>
+          <w:rtl w:val="0"/>
+          <w:lang w:val="en-US"/>
+        </w:rPr>
+      </w:pPr>
+      <w:r>
+        <w:rPr>
+          <w:rFonts w:hint="default" w:ascii="Times New Roman" w:hAnsi="Times New Roman" w:eastAsia="Roboto" w:cs="Times New Roman"/>
           <w:sz w:val="26"/>
           <w:szCs w:val="26"/>
           <w:rtl w:val="0"/>
@@ -1752,16 +1755,16 @@
         <w:shd w:val="clear" w:fill="FFFFFF"/>
         <w:spacing w:before="120" w:after="120" w:line="360" w:lineRule="auto"/>
         <w:rPr>
-          <w:rFonts w:hint="default" w:ascii="Times New Roman" w:hAnsi="Times New Roman" w:eastAsia="Roboto"/>
-          <w:sz w:val="26"/>
-          <w:szCs w:val="26"/>
-          <w:rtl w:val="0"/>
-          <w:lang w:val="en-US"/>
-        </w:rPr>
-      </w:pPr>
-      <w:r>
-        <w:rPr>
-          <w:rFonts w:hint="default" w:ascii="Times New Roman" w:hAnsi="Times New Roman" w:eastAsia="Roboto"/>
+          <w:rFonts w:hint="default" w:ascii="Times New Roman" w:hAnsi="Times New Roman" w:eastAsia="Roboto" w:cs="Times New Roman"/>
+          <w:sz w:val="26"/>
+          <w:szCs w:val="26"/>
+          <w:rtl w:val="0"/>
+          <w:lang w:val="en-US"/>
+        </w:rPr>
+      </w:pPr>
+      <w:r>
+        <w:rPr>
+          <w:rFonts w:hint="default" w:ascii="Times New Roman" w:hAnsi="Times New Roman" w:eastAsia="Roboto" w:cs="Times New Roman"/>
           <w:sz w:val="26"/>
           <w:szCs w:val="26"/>
           <w:rtl w:val="0"/>
@@ -1814,7 +1817,7 @@
         <w:shd w:val="clear" w:fill="FFFFFF"/>
         <w:spacing w:before="120" w:after="120" w:line="360" w:lineRule="auto"/>
         <w:rPr>
-          <w:rFonts w:hint="default" w:ascii="Times New Roman" w:hAnsi="Times New Roman" w:eastAsia="Roboto"/>
+          <w:rFonts w:hint="default" w:ascii="Times New Roman" w:hAnsi="Times New Roman" w:eastAsia="Roboto" w:cs="Times New Roman"/>
           <w:b w:val="0"/>
           <w:bCs w:val="0"/>
           <w:sz w:val="26"/>
@@ -1837,7 +1840,7 @@
       </w:r>
       <w:r>
         <w:rPr>
-          <w:rFonts w:hint="default" w:ascii="Times New Roman" w:hAnsi="Times New Roman" w:eastAsia="Roboto"/>
+          <w:rFonts w:hint="default" w:ascii="Times New Roman" w:hAnsi="Times New Roman" w:eastAsia="Roboto" w:cs="Times New Roman"/>
           <w:b w:val="0"/>
           <w:bCs w:val="0"/>
           <w:sz w:val="26"/>
@@ -2191,19 +2194,7 @@
           <w:rtl w:val="0"/>
           <w:lang w:val="en-US"/>
         </w:rPr>
-        <w:t>- Em đánh giá khả năng hi</w:t>
-      </w:r>
-      <w:bookmarkStart w:id="3" w:name="_GoBack"/>
-      <w:bookmarkEnd w:id="3"/>
-      <w:r>
-        <w:rPr>
-          <w:rFonts w:hint="default" w:ascii="Times New Roman" w:hAnsi="Times New Roman" w:eastAsia="Roboto" w:cs="Times New Roman"/>
-          <w:sz w:val="26"/>
-          <w:szCs w:val="26"/>
-          <w:rtl w:val="0"/>
-          <w:lang w:val="en-US"/>
-        </w:rPr>
-        <w:t>ểu bài : Tốt .</w:t>
+        <w:t>- Em đánh giá khả năng hiểu bài : Tốt .</w:t>
       </w:r>
     </w:p>
     <w:p>
@@ -2245,8 +2236,9 @@
     </w:p>
     <w:p>
       <w:pPr>
-        <w:rPr>
-          <w:rFonts w:hint="default" w:ascii="Times New Roman" w:hAnsi="Times New Roman" w:eastAsia="Roboto"/>
+        <w:ind w:firstLine="720" w:firstLineChars="0"/>
+        <w:rPr>
+          <w:rFonts w:hint="default" w:ascii="Times New Roman" w:hAnsi="Times New Roman" w:eastAsia="Roboto" w:cs="Times New Roman"/>
           <w:b w:val="0"/>
           <w:bCs w:val="0"/>
           <w:sz w:val="26"/>
@@ -2269,7 +2261,7 @@
       </w:r>
       <w:r>
         <w:rPr>
-          <w:rFonts w:hint="default" w:ascii="Times New Roman" w:hAnsi="Times New Roman" w:eastAsia="Roboto"/>
+          <w:rFonts w:hint="default" w:ascii="Times New Roman" w:hAnsi="Times New Roman" w:eastAsia="Roboto" w:cs="Times New Roman"/>
           <w:b w:val="0"/>
           <w:bCs w:val="0"/>
           <w:sz w:val="26"/>
@@ -2282,8 +2274,9 @@
     </w:p>
     <w:p>
       <w:pPr>
-        <w:rPr>
-          <w:rFonts w:hint="default" w:ascii="Times New Roman" w:hAnsi="Times New Roman" w:eastAsia="Roboto"/>
+        <w:ind w:firstLine="720" w:firstLineChars="0"/>
+        <w:rPr>
+          <w:rFonts w:hint="default" w:ascii="Times New Roman" w:hAnsi="Times New Roman" w:eastAsia="Roboto" w:cs="Times New Roman"/>
           <w:b w:val="0"/>
           <w:bCs w:val="0"/>
           <w:sz w:val="26"/>
@@ -2294,7 +2287,7 @@
       </w:pPr>
       <w:r>
         <w:rPr>
-          <w:rFonts w:hint="default" w:ascii="Times New Roman" w:hAnsi="Times New Roman" w:eastAsia="Roboto"/>
+          <w:rFonts w:hint="default" w:ascii="Times New Roman" w:hAnsi="Times New Roman" w:eastAsia="Roboto" w:cs="Times New Roman"/>
           <w:b w:val="0"/>
           <w:bCs w:val="0"/>
           <w:sz w:val="26"/>
@@ -2307,13 +2300,14 @@
     </w:p>
     <w:p>
       <w:pPr>
+        <w:ind w:firstLine="720" w:firstLineChars="0"/>
         <w:rPr>
           <w:rFonts w:hint="default" w:ascii="Times New Roman" w:hAnsi="Times New Roman" w:cs="Times New Roman"/>
         </w:rPr>
       </w:pPr>
       <w:r>
         <w:rPr>
-          <w:rFonts w:hint="default" w:ascii="Times New Roman" w:hAnsi="Times New Roman" w:eastAsia="Roboto"/>
+          <w:rFonts w:hint="default" w:ascii="Times New Roman" w:hAnsi="Times New Roman" w:eastAsia="Roboto" w:cs="Times New Roman"/>
           <w:b w:val="0"/>
           <w:bCs w:val="0"/>
           <w:sz w:val="26"/>
@@ -2324,9 +2318,28 @@
         <w:t>- Nâng cao tư duy thiết kế và phát triển phần mềm.</w:t>
       </w:r>
     </w:p>
-    <w:p/>
-    <w:p/>
-    <w:p/>
+    <w:p>
+      <w:pPr>
+        <w:ind w:firstLine="720" w:firstLineChars="0"/>
+        <w:rPr>
+          <w:rFonts w:hint="default" w:ascii="Times New Roman" w:hAnsi="Times New Roman" w:cs="Times New Roman"/>
+        </w:rPr>
+      </w:pPr>
+    </w:p>
+    <w:p>
+      <w:pPr>
+        <w:rPr>
+          <w:rFonts w:hint="default" w:ascii="Times New Roman" w:hAnsi="Times New Roman" w:cs="Times New Roman"/>
+        </w:rPr>
+      </w:pPr>
+    </w:p>
+    <w:p>
+      <w:pPr>
+        <w:rPr>
+          <w:rFonts w:hint="default" w:ascii="Times New Roman" w:hAnsi="Times New Roman" w:cs="Times New Roman"/>
+        </w:rPr>
+      </w:pPr>
+    </w:p>
     <w:sectPr>
       <w:pgSz w:w="11909" w:h="16834"/>
       <w:pgMar w:top="1440" w:right="1440" w:bottom="1440" w:left="1440" w:header="720" w:footer="720" w:gutter="0"/>
@@ -2959,7 +2972,7 @@
     <w:lsdException w:unhideWhenUsed="0" w:uiPriority="0" w:semiHidden="0" w:name="Document Map"/>
     <w:lsdException w:unhideWhenUsed="0" w:uiPriority="0" w:semiHidden="0" w:name="Plain Text"/>
     <w:lsdException w:unhideWhenUsed="0" w:uiPriority="0" w:semiHidden="0" w:name="E-mail Signature"/>
-    <w:lsdException w:unhideWhenUsed="0" w:uiPriority="0" w:semiHidden="0" w:name="Normal (Web)"/>
+    <w:lsdException w:qFormat="1" w:unhideWhenUsed="0" w:uiPriority="0" w:semiHidden="0" w:name="Normal (Web)"/>
     <w:lsdException w:unhideWhenUsed="0" w:uiPriority="0" w:semiHidden="0" w:name="HTML Acronym"/>
     <w:lsdException w:unhideWhenUsed="0" w:uiPriority="0" w:semiHidden="0" w:name="HTML Address"/>
     <w:lsdException w:unhideWhenUsed="0" w:uiPriority="0" w:semiHidden="0" w:name="HTML Cite"/>
@@ -3195,6 +3208,7 @@
   </w:style>
   <w:style w:type="paragraph" w:styleId="7">
     <w:name w:val="Normal (Web)"/>
+    <w:qFormat/>
     <w:uiPriority w:val="0"/>
     <w:pPr>
       <w:spacing w:before="0" w:beforeAutospacing="1" w:after="0" w:afterAutospacing="1"/>
@@ -3202,6 +3216,7 @@
       <w:jc w:val="left"/>
     </w:pPr>
     <w:rPr>
+      <w:rFonts w:ascii="Times New Roman" w:hAnsi="Times New Roman" w:eastAsia="SimSun" w:cs="Times New Roman"/>
       <w:kern w:val="0"/>
       <w:sz w:val="24"/>
       <w:szCs w:val="24"/>
